--- a/杂乱文本集.docx
+++ b/杂乱文本集.docx
@@ -9273,7 +9273,6 @@
         <w:ind w:firstLineChars="200" w:firstLine="420"/>
         <w:rPr>
           <w:rFonts w:hint="eastAsia"/>
-          <w:lang w:val="ru-RU"/>
         </w:rPr>
       </w:pPr>
       <w:r>
@@ -9479,13 +9478,19 @@
         </w:rPr>
         <w:t>。</w:t>
       </w:r>
-    </w:p>
-    <w:p>
-      <w:pPr>
-        <w:ind w:firstLineChars="200" w:firstLine="420"/>
-        <w:rPr>
-          <w:rFonts w:hint="eastAsia"/>
-          <w:lang w:val="ru-RU"/>
+      <w:r>
+        <w:rPr>
+          <w:rFonts w:hint="eastAsia"/>
+          <w:lang w:val="ru-RU"/>
+        </w:rPr>
+        <w:t xml:space="preserve"> </w:t>
+      </w:r>
+    </w:p>
+    <w:p>
+      <w:pPr>
+        <w:ind w:firstLineChars="200" w:firstLine="420"/>
+        <w:rPr>
+          <w:rFonts w:hint="eastAsia"/>
         </w:rPr>
       </w:pPr>
     </w:p>
@@ -9496,7 +9501,6 @@
           <w:rFonts w:hint="eastAsia"/>
           <w:b/>
           <w:bCs/>
-          <w:lang w:val="ru-RU"/>
         </w:rPr>
       </w:pPr>
       <w:r>
@@ -9504,62 +9508,43 @@
           <w:rFonts w:hint="eastAsia"/>
           <w:b/>
           <w:bCs/>
-          <w:lang w:val="ru-RU"/>
-        </w:rPr>
-        <w:t>单身的代价  2025秋</w:t>
-      </w:r>
-    </w:p>
-    <w:p>
-      <w:pPr>
-        <w:ind w:firstLineChars="200" w:firstLine="420"/>
-        <w:rPr>
-          <w:rFonts w:hint="eastAsia"/>
-          <w:lang w:val="ru-RU"/>
-        </w:rPr>
-      </w:pPr>
-      <w:r>
-        <w:rPr>
-          <w:rFonts w:hint="eastAsia"/>
-          <w:lang w:val="ru-RU"/>
-        </w:rPr>
-        <w:t>大学时的我：“又是费尽心思钻研计算机网络自顶向下架构的一天，眼睛好累啊。但是看看周围这些每次靠打游戏打发时间的人吧……在真正的智者看来无比珍贵的闲暇时光，在他们眼里却反而是需要额外消耗自己的劳动报酬才能切除掉的累赘。他们的学习成绩不上不下，对未来的期望也不高不低，或者说没有什么明确的期望，只是依照着我们这么多个世纪以来遗留下来的社会期待和发展路径来生活罢了……他们的生命有意义吗，我们当然毋庸置疑是应该认为有的，这是我们这个时代伦理学的基本规范。可是说没有也并非不合理，再委婉一点讲，是不像我们所广泛推崇的科技工作者和历代古典哲学家那样明显，因为他们要么通过为社会创造极大生产力（至少是生产力发展的潜力）来推动了整个人类文明的进步，要么是在反复的思辨论证中说服自己找到了生命完满的意义。为了维护我自己的主体性（庸俗一点讲，为了让自己这么多年来努力受教育的沉没成本有精神上回报），我可以说是不得不强烈批判有些流行哲学家的论述，而接受后者的合理性的。而把话题转回到那些打游戏的人上面来——他们的时间和精力都花去哪儿了？我们著名思想家马克思先生给出的答案已经可以比较好地解释：被异化掉了，被腾讯之类的游戏供应商通过精心的商业、舆论、心理和视觉设计等等手段所攫取了。可是换个角度想一下，马克思说的话还真的适用于今天吗？如果我问问这么一个打游戏的人，他肯定会为我们这些空头哲学家这种牵强附会的道德说教感到喷饭。譬如我那个每天打游戏打到1点或3点之间任意一个时间的室友肯定就是这个反应。他们认为的不是没有道理：他们打游戏莫非真的失去了什么吗？并不一定，可能他们反而是通过游戏才获得了生命的意义！我们不过是形成了一个比较学术化的语言体系而已，可他们如果感到被冒犯的时候也完全有权拿自己的朴素语言来回击我们，这是平等而没有高下的……所以我们所有能做的也就是refrain from任何把我们的哲学聊天破出圈子的尝试，而只是自己说服自己而已。这就体现出了哲学（至少是依大部分科教水平较高国家的教育部门颁布的标准所划定的哲学）作为一个学科的局限：它总爱强调自己关注的是‘自然界和人类社会的普遍问题’，而其他学科（它把它们称作‘具体学科’）研究的是‘各自的特殊问题’，仿佛自己就这么公然地凌驾在了所有学科之上，成了人类学术体系这个hierarchical system中关于‘解释范围’这个偏序关系的最大元；然后再羞答答地承认自己‘不能取代具体学科’，仿佛自己就三顾茅庐、谦虚求教了一样！可是这么一来，有哪个除了它以外的学科会不觉得它这么宣称实在是太狂妄自大、不可一世？至少我们可以确认的是，没有哪个科教水平较高国家（如中国、美国和欧盟诸国等）的教育部门会这么颁布标准！哲学恰恰是因为它研究问题的generality而削弱了自己的soundness。数学也有很强的generality，却丝毫不减自己的soundness！真是讽刺，我看数学比哲学更配叫哲学。对啊，我老是把打游戏的人视作所谓的“他们”，把他们当做一个与我自己heterogeneous的“他者”来批判，仿佛想要说服自己我才是“对”的而他们是“错”的。可结果呢？智慧并没有像戴着眼镜的教授们所承诺的那样给我带来应许的幸福，反倒使我从一种肤浅的痛苦中下沉到了另一种更深的痛苦中……谁错谁对还说不准呢！而那些与我homogeneous的群体又在哪里，它存在吗？似乎我对这个问题给出的划分实在是有一种欧几里得式的严格，把补集全都划出去了……或许他们那么游戏供应</w:t>
-      </w:r>
-      <w:r>
-        <w:rPr>
-          <w:rFonts w:hint="eastAsia"/>
-          <w:lang w:val="ru-RU"/>
-        </w:rPr>
-        <w:lastRenderedPageBreak/>
-        <w:t>商呢？就算他们真的攫取到了玩家的什么珍贵的‘东西’吧。这个东西（原谅我实在找不到什么更合适的用词了）到底是什么呢？资金？时间？或者拿20世纪流行的学派来讲，注意力(attention)？可是它自己又获得了什么？时间、注意力这些东西又不能支付，而只能在使用者那里消耗，所以肯定不是它们！只能是资金。然而它获得了资金又有什么用？改善了自己员工的生活水平吗？那样我们又碰到数不胜数的分配公平性问题，暂且不去考虑了。我们只能蛮不情愿地承认，在剥离了一切价值判断以后，它们进行这些游戏供应活动的唯一意义就是——维持了这样一个商业运作本身。一种业态，它只要运作(run)起来了，那就是存在的意义，譬如为未来的史料考证者所研究的意义。实在是可笑啊，我们当前时代生活的意义，居然要放到那个我们到死都看不到的未来才能去兑现……而我呢？我最终也是要死的啊。我们的家长和老师们都说，不要追求短期利益，要长期发展，乃至于永续发展。可是世界上哪儿有‘永续’这回事？只能续个80年左右，续到譬如赛博朋克2077那时候……而这中间一切能被传统价值观预测到或不能预测到的事情，譬如升学、结婚、生子、事业兴旺，那都和我关系不大了：无论我是否将会做或不会做这些事，那都纯粹是我主观选择和客观条件叠加起来形成的独特路径，而与其他任何人的预测毫无关系，只能有统计上的相关性，而没有逻辑上的因果性……”</w:t>
-      </w:r>
-    </w:p>
-    <w:p>
-      <w:pPr>
-        <w:ind w:firstLineChars="200" w:firstLine="420"/>
-        <w:rPr>
-          <w:rFonts w:hint="eastAsia"/>
-          <w:lang w:val="ru-RU"/>
-        </w:rPr>
-      </w:pPr>
-    </w:p>
-    <w:p>
-      <w:pPr>
-        <w:ind w:firstLineChars="200" w:firstLine="420"/>
-        <w:rPr>
-          <w:rFonts w:hint="eastAsia"/>
-          <w:lang w:val="ru-RU"/>
-        </w:rPr>
-      </w:pPr>
-      <w:r>
-        <w:rPr>
-          <w:rFonts w:hint="eastAsia"/>
-          <w:lang w:val="ru-RU"/>
-        </w:rPr>
-        <w:t>结婚后的我：“小纯？喔呜，怎么今天又穿这件最文雅的白裙子了，真可爱。怎么，不会真是穿给我看的吧？咳！咳！我真的好幸福，我好爱你，纯妹子……来亲一口吧……”</w:t>
-      </w:r>
-    </w:p>
-    <w:p>
-      <w:pPr>
+        </w:rPr>
+        <w:t>文明的语言  2025秋</w:t>
+      </w:r>
+    </w:p>
+    <w:p>
+      <w:pPr>
+        <w:ind w:firstLineChars="200" w:firstLine="420"/>
+        <w:rPr>
+          <w:rFonts w:hint="eastAsia"/>
+          <w:lang w:val="ru-RU"/>
+        </w:rPr>
+      </w:pPr>
+      <w:r>
+        <w:rPr>
+          <w:rFonts w:hint="eastAsia"/>
+          <w:lang w:val="ru-RU"/>
+        </w:rPr>
+        <w:t>今天是标准纪年法405年170日。自那次史无前例的历史中断事件后，从第二期文明的废墟上建立起来的第三期文明已经彻底甩脱了任何顾虑。就拿语言来说，他们的第一人称代词变格已经在不断吸纳实词语法化的道路上猪突猛进了405年，各种各样的‘我’已经在民间-作家-政府-词典-技术超级复合体的</w:t>
+      </w:r>
+      <w:r>
+        <w:rPr>
+          <w:rFonts w:hint="eastAsia"/>
+          <w:lang w:val="ru-RU"/>
+        </w:rPr>
+        <w:t>无意识协作</w:t>
+      </w:r>
+      <w:r>
+        <w:rPr>
+          <w:rFonts w:hint="eastAsia"/>
+          <w:lang w:val="ru-RU"/>
+        </w:rPr>
+        <w:t>下暴增到14个之多，而且这还都是纯粹的语法变格，还不包括呈平方增长的语境变体……</w:t>
+      </w:r>
+    </w:p>
+    <w:p>
+      <w:pPr>
+        <w:ind w:firstLineChars="200" w:firstLine="420"/>
         <w:rPr>
           <w:rFonts w:hint="eastAsia"/>
           <w:lang w:val="ru-RU"/>
@@ -9573,7 +9558,6 @@
           <w:rFonts w:hint="eastAsia"/>
           <w:b/>
           <w:bCs/>
-          <w:lang w:val="ru-RU"/>
         </w:rPr>
       </w:pPr>
       <w:r>
@@ -9581,9 +9565,8 @@
           <w:rFonts w:hint="eastAsia"/>
           <w:b/>
           <w:bCs/>
-          <w:lang w:val="ru-RU"/>
-        </w:rPr>
-        <w:t>关于</w:t>
+        </w:rPr>
+        <w:t>STEM  2025</w:t>
       </w:r>
       <w:r>
         <w:rPr>
@@ -9592,606 +9575,385 @@
           <w:bCs/>
           <w:lang w:val="ru-RU"/>
         </w:rPr>
-        <w:t>Java课堂</w:t>
-      </w:r>
-      <w:r>
+        <w:t>秋</w:t>
+      </w:r>
+    </w:p>
+    <w:p>
+      <w:pPr>
+        <w:ind w:firstLineChars="200" w:firstLine="420"/>
+        <w:rPr>
+          <w:rFonts w:hint="eastAsia"/>
+        </w:rPr>
+      </w:pPr>
+      <w:r>
+        <w:rPr>
+          <w:rFonts w:hint="eastAsia"/>
+        </w:rPr>
+        <w:t>N</w:t>
+      </w:r>
+      <w:r>
+        <w:rPr>
+          <w:rFonts w:hint="eastAsia"/>
+        </w:rPr>
+        <w:t>ow we have a statistic: there are more males in STEM fields.</w:t>
+      </w:r>
+    </w:p>
+    <w:p>
+      <w:pPr>
+        <w:ind w:firstLineChars="200" w:firstLine="420"/>
+        <w:rPr>
+          <w:rFonts w:hint="eastAsia"/>
+        </w:rPr>
+      </w:pPr>
+    </w:p>
+    <w:p>
+      <w:pPr>
+        <w:ind w:firstLineChars="200" w:firstLine="420"/>
+        <w:rPr>
+          <w:rFonts w:hint="eastAsia"/>
+        </w:rPr>
+      </w:pPr>
+      <w:r>
+        <w:rPr>
+          <w:rFonts w:hint="eastAsia"/>
+        </w:rPr>
+        <w:t xml:space="preserve">Upon </w:t>
+      </w:r>
+      <w:r>
+        <w:rPr>
+          <w:rFonts w:hint="eastAsia"/>
+        </w:rPr>
+        <w:t>hearing</w:t>
+      </w:r>
+      <w:r>
+        <w:rPr>
+          <w:rFonts w:hint="eastAsia"/>
+        </w:rPr>
+        <w:t xml:space="preserve"> this, our theorists are bound to be displeased—this isn’t the </w:t>
+      </w:r>
+      <w:r>
+        <w:rPr>
+          <w:rFonts w:hint="eastAsia"/>
+        </w:rPr>
+        <w:t>expression</w:t>
+      </w:r>
+      <w:r>
+        <w:rPr>
+          <w:rFonts w:hint="eastAsia"/>
+        </w:rPr>
+        <w:t xml:space="preserve"> they </w:t>
+      </w:r>
+      <w:r>
+        <w:rPr>
+          <w:rFonts w:hint="eastAsia"/>
+        </w:rPr>
+        <w:t>would find reasonable</w:t>
+      </w:r>
+      <w:r>
+        <w:rPr>
+          <w:rFonts w:hint="eastAsia"/>
+        </w:rPr>
+        <w:t>. They will go to great lengths to explain this statistic using all sorts of arguments.</w:t>
+      </w:r>
+    </w:p>
+    <w:p>
+      <w:pPr>
+        <w:ind w:firstLineChars="200" w:firstLine="420"/>
+        <w:rPr>
+          <w:rFonts w:hint="eastAsia"/>
+        </w:rPr>
+      </w:pPr>
+      <w:r>
+        <w:rPr>
+          <w:rFonts w:hint="eastAsia"/>
+        </w:rPr>
+        <w:t>"The male-dominated academic world holds the power."</w:t>
+      </w:r>
+    </w:p>
+    <w:p>
+      <w:pPr>
+        <w:ind w:firstLineChars="200" w:firstLine="420"/>
+        <w:rPr>
+          <w:rFonts w:hint="eastAsia"/>
+        </w:rPr>
+      </w:pPr>
+      <w:r>
+        <w:rPr>
+          <w:rFonts w:hint="eastAsia"/>
+        </w:rPr>
+        <w:t>"There is systemic discrimination in the intergenerational transmission of male-dominated academic status."</w:t>
+      </w:r>
+    </w:p>
+    <w:p>
+      <w:pPr>
+        <w:ind w:firstLineChars="200" w:firstLine="420"/>
+        <w:rPr>
+          <w:rFonts w:hint="eastAsia"/>
+        </w:rPr>
+      </w:pPr>
+      <w:r>
+        <w:rPr>
+          <w:rFonts w:hint="eastAsia"/>
+        </w:rPr>
+        <w:t xml:space="preserve">"The style of </w:t>
+      </w:r>
+      <w:r>
+        <w:rPr>
+          <w:rFonts w:hint="eastAsia"/>
+        </w:rPr>
+        <w:t>high school</w:t>
+      </w:r>
+      <w:r>
+        <w:rPr>
+          <w:rFonts w:hint="eastAsia"/>
+        </w:rPr>
+        <w:t xml:space="preserve"> exam settings prefer the mindset of boys."</w:t>
+      </w:r>
+    </w:p>
+    <w:p>
+      <w:pPr>
+        <w:ind w:firstLineChars="200" w:firstLine="420"/>
+        <w:rPr>
+          <w:rFonts w:hint="eastAsia"/>
+        </w:rPr>
+      </w:pPr>
+      <w:r>
+        <w:rPr>
+          <w:rFonts w:hint="eastAsia"/>
+        </w:rPr>
+        <w:t xml:space="preserve">"Girls tend to be disciplined in their early years </w:t>
+      </w:r>
+      <w:r>
+        <w:rPr>
+          <w:rFonts w:hint="eastAsia"/>
+        </w:rPr>
+        <w:t>that they are not suitable for STEM."</w:t>
+      </w:r>
+    </w:p>
+    <w:p>
+      <w:pPr>
+        <w:ind w:firstLineChars="200" w:firstLine="420"/>
+        <w:rPr>
+          <w:rFonts w:hint="eastAsia"/>
+        </w:rPr>
+      </w:pPr>
+      <w:r>
+        <w:rPr>
+          <w:rFonts w:hint="eastAsia"/>
+        </w:rPr>
+        <w:t>"Experiments show that women’s spatial imagination abilities is no worse than men’s."</w:t>
+      </w:r>
+    </w:p>
+    <w:p>
+      <w:pPr>
+        <w:ind w:firstLineChars="200" w:firstLine="420"/>
+        <w:rPr>
+          <w:rFonts w:hint="eastAsia"/>
+        </w:rPr>
+      </w:pPr>
+      <w:r>
+        <w:rPr>
+          <w:rFonts w:hint="eastAsia"/>
+        </w:rPr>
+        <w:t>"Experiments show that women’s computational abilities..."</w:t>
+      </w:r>
+    </w:p>
+    <w:p>
+      <w:pPr>
+        <w:ind w:firstLineChars="200" w:firstLine="420"/>
+        <w:rPr>
+          <w:rFonts w:hint="eastAsia"/>
+        </w:rPr>
+      </w:pPr>
+      <w:r>
+        <w:rPr>
+          <w:rFonts w:hint="eastAsia"/>
+        </w:rPr>
+        <w:t>"Experiments show that memory abilities..."</w:t>
+      </w:r>
+    </w:p>
+    <w:p>
+      <w:pPr>
+        <w:ind w:firstLineChars="200" w:firstLine="420"/>
+        <w:rPr>
+          <w:rFonts w:hint="eastAsia"/>
+        </w:rPr>
+      </w:pPr>
+      <w:r>
+        <w:rPr>
+          <w:rFonts w:hint="eastAsia"/>
+        </w:rPr>
+        <w:t>"Reasoning abilities..."</w:t>
+      </w:r>
+    </w:p>
+    <w:p>
+      <w:pPr>
+        <w:ind w:firstLineChars="200" w:firstLine="420"/>
+        <w:rPr>
+          <w:rFonts w:hint="eastAsia"/>
+        </w:rPr>
+      </w:pPr>
+      <w:r>
+        <w:rPr>
+          <w:rFonts w:hint="eastAsia"/>
+        </w:rPr>
+        <w:t>"Observation abilities..."</w:t>
+      </w:r>
+    </w:p>
+    <w:p>
+      <w:pPr>
+        <w:ind w:firstLineChars="200" w:firstLine="420"/>
+        <w:rPr>
+          <w:rFonts w:hint="eastAsia"/>
+        </w:rPr>
+      </w:pPr>
+      <w:r>
+        <w:rPr>
+          <w:rFonts w:hint="eastAsia"/>
+        </w:rPr>
+        <w:t>"Stress resistance abilities..."</w:t>
+      </w:r>
+    </w:p>
+    <w:p>
+      <w:pPr>
+        <w:ind w:firstLineChars="200" w:firstLine="420"/>
+        <w:rPr>
+          <w:rFonts w:hint="eastAsia"/>
+        </w:rPr>
+      </w:pPr>
+      <w:r>
+        <w:rPr>
+          <w:rFonts w:hint="eastAsia"/>
+        </w:rPr>
+        <w:t>"Abilities..."</w:t>
+      </w:r>
+    </w:p>
+    <w:p>
+      <w:pPr>
+        <w:ind w:firstLineChars="200" w:firstLine="420"/>
+        <w:rPr>
+          <w:rFonts w:hint="eastAsia"/>
+        </w:rPr>
+      </w:pPr>
+      <w:r>
+        <w:rPr>
+          <w:rFonts w:hint="eastAsia"/>
+        </w:rPr>
+        <w:t>"Abilities..."</w:t>
+      </w:r>
+    </w:p>
+    <w:p>
+      <w:pPr>
+        <w:ind w:firstLineChars="200" w:firstLine="420"/>
+        <w:rPr>
+          <w:rFonts w:hint="eastAsia"/>
+        </w:rPr>
+      </w:pPr>
+      <w:r>
+        <w:rPr>
+          <w:rFonts w:hint="eastAsia"/>
+        </w:rPr>
+        <w:t>S</w:t>
+      </w:r>
+      <w:r>
+        <w:rPr>
+          <w:rFonts w:hint="eastAsia"/>
+        </w:rPr>
+        <w:t>o on and so forth.</w:t>
+      </w:r>
+    </w:p>
+    <w:p>
+      <w:pPr>
+        <w:ind w:firstLineChars="200" w:firstLine="420"/>
+        <w:rPr>
+          <w:rFonts w:hint="eastAsia"/>
+        </w:rPr>
+      </w:pPr>
+    </w:p>
+    <w:p>
+      <w:pPr>
+        <w:ind w:firstLineChars="200" w:firstLine="420"/>
+        <w:rPr>
+          <w:rFonts w:hint="eastAsia"/>
+        </w:rPr>
+      </w:pPr>
+      <w:r>
+        <w:rPr>
+          <w:rFonts w:hint="eastAsia"/>
+        </w:rPr>
+        <w:t xml:space="preserve">And then? Decades pass.  </w:t>
+      </w:r>
+    </w:p>
+    <w:p>
+      <w:pPr>
+        <w:ind w:firstLineChars="200" w:firstLine="420"/>
+        <w:rPr>
+          <w:rFonts w:hint="eastAsia"/>
+        </w:rPr>
+      </w:pPr>
+      <w:r>
+        <w:rPr>
+          <w:rFonts w:hint="eastAsia"/>
+        </w:rPr>
+        <w:t>Alright, now we have a statistic: there are more males in STEM fields.</w:t>
+      </w:r>
+    </w:p>
+    <w:p>
+      <w:pPr>
+        <w:ind w:firstLineChars="200" w:firstLine="420"/>
+        <w:rPr>
+          <w:rFonts w:hint="eastAsia"/>
+        </w:rPr>
+      </w:pPr>
+    </w:p>
+    <w:p>
+      <w:pPr>
+        <w:ind w:firstLineChars="200" w:firstLine="420"/>
         <w:rPr>
           <w:rFonts w:hint="eastAsia"/>
           <w:b/>
           <w:bCs/>
-          <w:lang w:val="ru-RU"/>
-        </w:rPr>
-        <w:t xml:space="preserve">  2025秋</w:t>
-      </w:r>
-    </w:p>
-    <w:p>
-      <w:pPr>
-        <w:ind w:firstLineChars="200" w:firstLine="420"/>
-        <w:rPr>
-          <w:rFonts w:hint="eastAsia"/>
-          <w:lang w:val="ru-RU"/>
-        </w:rPr>
-      </w:pPr>
-      <w:r>
-        <w:rPr>
-          <w:rFonts w:hint="eastAsia"/>
-          <w:lang w:val="ru-RU"/>
-        </w:rPr>
-        <w:t>讲课思路比较偏基础，很大程度上针对期末考试这样的理论考核，当然实际工程思想当然也会有涉及。ＰＰＴ做得比较详实，里面掺了大量精心编制的示例代码和内存图示之类，因此本课适合：①没入门计算机但是好奇选了课试试水的同学；②期末ＰＰＴ流突击复习党；③ＧＰＡ卷哥。</w:t>
-      </w:r>
-    </w:p>
-    <w:p>
-      <w:pPr>
-        <w:ind w:firstLineChars="200" w:firstLine="420"/>
-        <w:rPr>
-          <w:rFonts w:hint="eastAsia"/>
-          <w:lang w:val="ru-RU"/>
-        </w:rPr>
-      </w:pPr>
-      <w:r>
-        <w:rPr>
-          <w:rFonts w:hint="eastAsia"/>
-          <w:lang w:val="ru-RU"/>
-        </w:rPr>
-        <w:t>课程内容主要分为３个板块：编程基础、面向对象编程、面向对象高级设计。每个板块分上下两章，一共６章６个ＰＰＴ６次课。课程安排见下图。虽然不是每周都有正式内容，但是每周还是会约场地做答疑，软件用不清楚或者有其他什么复杂问题的同学可以来。线上私聊／另约线下答疑也是可以的，会尽量满足，不过不保证能立刻回／随时可约。</w:t>
-      </w:r>
-    </w:p>
-    <w:p>
-      <w:pPr>
-        <w:ind w:firstLineChars="200" w:firstLine="420"/>
-        <w:rPr>
-          <w:rFonts w:hint="eastAsia"/>
-          <w:lang w:val="ru-RU"/>
-        </w:rPr>
-      </w:pPr>
-      <w:r>
-        <w:rPr>
-          <w:rFonts w:hint="eastAsia"/>
-          <w:lang w:val="ru-RU"/>
-        </w:rPr>
-        <w:t>每节课的ＰＰＴ会在预定上课时间前若干周上传。讲课会有录播，但是由于没有专业设备（欢迎有条件的同学友情借用），录出来画质音质不太好。同时课上也经常会讲到有一些很实用但过于零碎而不好放进ＰＰＴ的小技巧，所以如果真感兴趣的话，能抽出时间来听一下还是最好的。</w:t>
-      </w:r>
-    </w:p>
-    <w:p>
-      <w:pPr>
-        <w:ind w:firstLineChars="200" w:firstLine="420"/>
-        <w:rPr>
-          <w:rFonts w:hint="eastAsia"/>
-          <w:lang w:val="ru-RU"/>
-        </w:rPr>
-      </w:pPr>
-      <w:r>
-        <w:rPr>
-          <w:rFonts w:hint="eastAsia"/>
-          <w:lang w:val="ru-RU"/>
-        </w:rPr>
-        <w:t>关于期末考试：大致题型格式见趣味谜题里的高清重制版，不保证本学期不会改动。另一个较老的试卷也可以参考。参考答案是自己出的，可能有疏漏，欢迎大家友情指正。考试一般是在第１８周，因此有可能考虑第１７周给大家开个期末复习专门课。</w:t>
-      </w:r>
-    </w:p>
-    <w:p>
-      <w:pPr>
-        <w:ind w:firstLineChars="200" w:firstLine="420"/>
-        <w:rPr>
-          <w:rFonts w:hint="eastAsia"/>
-          <w:lang w:val="ru-RU"/>
-        </w:rPr>
-      </w:pPr>
-      <w:r>
-        <w:rPr>
-          <w:rFonts w:hint="eastAsia"/>
-          <w:lang w:val="ru-RU"/>
-        </w:rPr>
-        <w:t>祝大家编译次次通，绩点节节高！</w:t>
-      </w:r>
-    </w:p>
-    <w:p>
-      <w:pPr>
-        <w:ind w:firstLineChars="200" w:firstLine="420"/>
-        <w:rPr>
-          <w:rFonts w:hint="eastAsia"/>
-          <w:lang w:val="ru-RU"/>
-        </w:rPr>
-      </w:pPr>
-    </w:p>
-    <w:p>
-      <w:pPr>
-        <w:ind w:firstLineChars="200" w:firstLine="420"/>
+        </w:rPr>
+      </w:pPr>
+      <w:r>
         <w:rPr>
           <w:rFonts w:hint="eastAsia"/>
           <w:b/>
           <w:bCs/>
-          <w:lang w:val="ru-RU"/>
-        </w:rPr>
-      </w:pPr>
+        </w:rPr>
+        <w:lastRenderedPageBreak/>
+        <w:t>候车</w:t>
+      </w:r>
       <w:r>
         <w:rPr>
           <w:rFonts w:hint="eastAsia"/>
           <w:b/>
           <w:bCs/>
-          <w:lang w:val="ru-RU"/>
-        </w:rPr>
-        <w:t>电子漂移  2025秋</w:t>
-      </w:r>
-    </w:p>
-    <w:p>
-      <w:pPr>
-        <w:ind w:firstLineChars="200" w:firstLine="420"/>
-        <w:rPr>
-          <w:rFonts w:hint="eastAsia"/>
-        </w:rPr>
-      </w:pPr>
-      <w:r>
-        <w:t>20世纪以来的性别平等叙事中常常提到一个说法：“根据统计学研究，群体内个体间差异远大于群体间差异。”这个说法被广泛用于智力、行动力、共情力等各个方面，成为持这种观点的人封堵其他人嘴巴的万金油。然而，某些具有非常强跨学科联想能力的人可能会回想起远在天边的物理学中一个看起来毫不搭界的事实：通电导体中自由电子在电场作用下的定向漂移速率远远小于热运动速率，其比值甚至可以达到10^{-10}数量级；可就是这在数值上极其微弱的速率，却强悍地推动着全人类进入了电气时代，而哪怕那个热运动速率再大，也不会为古埃及人把石块运上金字塔顶提供一点点的帮助。尽管这个事实与前面说的性别平等叙事只是表面上的相似，而没有什么内在机制上的联系，却也足以使人们从哲学思想上开始质疑：那些我们深以为然的“统计方法”，是否真的确凿地证明了它预先就想要证明的观点？与此同时，从纯粹现象学的角度看，即便只是这被统计学家们宣称是微不足道的差别（譬如“0.2个标准差”云云），也足以使人类，这样一个公认为是具有自然界最强模式识别能力的生物，群体自发性地产生对性别群体的直观印象。那些精心计算出来的抽象数值，莫非一定就比直觉的解释力更强吗？这样一个哲学问题，同样是单纯的“拿数据说话”所无法轻易回答的。</w:t>
-      </w:r>
-    </w:p>
-    <w:p>
-      <w:pPr>
-        <w:ind w:firstLineChars="200" w:firstLine="420"/>
-        <w:rPr>
-          <w:rFonts w:hint="eastAsia"/>
-        </w:rPr>
-      </w:pPr>
-    </w:p>
-    <w:p>
-      <w:pPr>
-        <w:ind w:firstLineChars="200" w:firstLine="420"/>
+        </w:rPr>
+        <w:t>（</w:t>
+      </w:r>
+      <w:r>
         <w:rPr>
           <w:rFonts w:hint="eastAsia"/>
           <w:b/>
           <w:bCs/>
         </w:rPr>
-      </w:pPr>
+        <w:t>方言版</w:t>
+      </w:r>
       <w:r>
         <w:rPr>
           <w:rFonts w:hint="eastAsia"/>
           <w:b/>
           <w:bCs/>
         </w:rPr>
-        <w:t>文明的语言  2025秋</w:t>
-      </w:r>
-    </w:p>
-    <w:p>
-      <w:pPr>
-        <w:ind w:firstLineChars="200" w:firstLine="420"/>
-        <w:rPr>
-          <w:rFonts w:hint="eastAsia"/>
-          <w:lang w:val="ru-RU"/>
-        </w:rPr>
-      </w:pPr>
-      <w:r>
-        <w:rPr>
-          <w:rFonts w:hint="eastAsia"/>
-          <w:lang w:val="ru-RU"/>
-        </w:rPr>
-        <w:t>今天是标准纪年法405年170日。自那次史无前例的历史中断事件后，从第二期文明的废墟上建立起来的第三期文明已经彻底甩脱了任何顾虑。就拿语言来说，他们的第一人称代词变格已经在不断吸纳实词语法化的道路上猪突猛进了405年，各种各样的‘我’已经在民间-作家-政府-词典-技术超级复合体的</w:t>
-      </w:r>
-      <w:r>
-        <w:rPr>
-          <w:rFonts w:hint="eastAsia"/>
-          <w:lang w:val="ru-RU"/>
-        </w:rPr>
-        <w:t>无意识协作</w:t>
-      </w:r>
-      <w:r>
-        <w:rPr>
-          <w:rFonts w:hint="eastAsia"/>
-          <w:lang w:val="ru-RU"/>
-        </w:rPr>
-        <w:t>下暴增到14个之多，而且这还都是纯粹的语法变格，还不包括呈平方增长的语境变体……</w:t>
-      </w:r>
-    </w:p>
-    <w:p>
-      <w:pPr>
-        <w:ind w:firstLineChars="200" w:firstLine="420"/>
-        <w:rPr>
-          <w:rFonts w:hint="eastAsia"/>
-          <w:lang w:val="ru-RU"/>
-        </w:rPr>
-      </w:pPr>
-    </w:p>
-    <w:p>
-      <w:pPr>
-        <w:ind w:firstLineChars="200" w:firstLine="420"/>
+        <w:t>预览）</w:t>
+      </w:r>
+      <w:r>
         <w:rPr>
           <w:rFonts w:hint="eastAsia"/>
           <w:b/>
           <w:bCs/>
         </w:rPr>
-      </w:pPr>
-      <w:r>
-        <w:rPr>
-          <w:rFonts w:hint="eastAsia"/>
-          <w:b/>
-          <w:bCs/>
-        </w:rPr>
-        <w:t>STEM  2025</w:t>
-      </w:r>
-      <w:r>
-        <w:rPr>
-          <w:rFonts w:hint="eastAsia"/>
-          <w:b/>
-          <w:bCs/>
-          <w:lang w:val="ru-RU"/>
-        </w:rPr>
-        <w:t>秋</w:t>
-      </w:r>
-    </w:p>
-    <w:p>
-      <w:pPr>
-        <w:ind w:firstLineChars="200" w:firstLine="420"/>
-        <w:rPr>
-          <w:rFonts w:hint="eastAsia"/>
-        </w:rPr>
-      </w:pPr>
-      <w:r>
-        <w:rPr>
-          <w:rFonts w:hint="eastAsia"/>
-        </w:rPr>
-        <w:lastRenderedPageBreak/>
-        <w:t>N</w:t>
-      </w:r>
-      <w:r>
-        <w:rPr>
-          <w:rFonts w:hint="eastAsia"/>
-        </w:rPr>
-        <w:t>ow we have a statistic: there are more males in STEM fields.</w:t>
-      </w:r>
-    </w:p>
-    <w:p>
-      <w:pPr>
-        <w:ind w:firstLineChars="200" w:firstLine="420"/>
-        <w:rPr>
-          <w:rFonts w:hint="eastAsia"/>
-        </w:rPr>
-      </w:pPr>
-    </w:p>
-    <w:p>
-      <w:pPr>
-        <w:ind w:firstLineChars="200" w:firstLine="420"/>
-        <w:rPr>
-          <w:rFonts w:hint="eastAsia"/>
-        </w:rPr>
-      </w:pPr>
-      <w:r>
-        <w:rPr>
-          <w:rFonts w:hint="eastAsia"/>
-        </w:rPr>
-        <w:t xml:space="preserve">Upon </w:t>
-      </w:r>
-      <w:r>
-        <w:rPr>
-          <w:rFonts w:hint="eastAsia"/>
-        </w:rPr>
-        <w:t>hearing</w:t>
-      </w:r>
-      <w:r>
-        <w:rPr>
-          <w:rFonts w:hint="eastAsia"/>
-        </w:rPr>
-        <w:t xml:space="preserve"> this, our theorists are bound to be displeased—this isn’t the </w:t>
-      </w:r>
-      <w:r>
-        <w:rPr>
-          <w:rFonts w:hint="eastAsia"/>
-        </w:rPr>
-        <w:t>expression</w:t>
-      </w:r>
-      <w:r>
-        <w:rPr>
-          <w:rFonts w:hint="eastAsia"/>
-        </w:rPr>
-        <w:t xml:space="preserve"> they </w:t>
-      </w:r>
-      <w:r>
-        <w:rPr>
-          <w:rFonts w:hint="eastAsia"/>
-        </w:rPr>
-        <w:t>would find reasonable</w:t>
-      </w:r>
-      <w:r>
-        <w:rPr>
-          <w:rFonts w:hint="eastAsia"/>
-        </w:rPr>
-        <w:t>. They will go to great lengths to explain this statistic using all sorts of arguments.</w:t>
-      </w:r>
-    </w:p>
-    <w:p>
-      <w:pPr>
-        <w:ind w:firstLineChars="200" w:firstLine="420"/>
-        <w:rPr>
-          <w:rFonts w:hint="eastAsia"/>
-        </w:rPr>
-      </w:pPr>
-      <w:r>
-        <w:rPr>
-          <w:rFonts w:hint="eastAsia"/>
-        </w:rPr>
-        <w:t>"The male-dominated academic world holds the power."</w:t>
-      </w:r>
-    </w:p>
-    <w:p>
-      <w:pPr>
-        <w:ind w:firstLineChars="200" w:firstLine="420"/>
-        <w:rPr>
-          <w:rFonts w:hint="eastAsia"/>
-        </w:rPr>
-      </w:pPr>
-      <w:r>
-        <w:rPr>
-          <w:rFonts w:hint="eastAsia"/>
-        </w:rPr>
-        <w:t>"There is systemic discrimination in the intergenerational transmission of male-dominated academic status."</w:t>
-      </w:r>
-    </w:p>
-    <w:p>
-      <w:pPr>
-        <w:ind w:firstLineChars="200" w:firstLine="420"/>
-        <w:rPr>
-          <w:rFonts w:hint="eastAsia"/>
-        </w:rPr>
-      </w:pPr>
-      <w:r>
-        <w:rPr>
-          <w:rFonts w:hint="eastAsia"/>
-        </w:rPr>
-        <w:t xml:space="preserve">"The style of </w:t>
-      </w:r>
-      <w:r>
-        <w:rPr>
-          <w:rFonts w:hint="eastAsia"/>
-        </w:rPr>
-        <w:t>high school</w:t>
-      </w:r>
-      <w:r>
-        <w:rPr>
-          <w:rFonts w:hint="eastAsia"/>
-        </w:rPr>
-        <w:t xml:space="preserve"> exam settings prefer the mindset of boys."</w:t>
-      </w:r>
-    </w:p>
-    <w:p>
-      <w:pPr>
-        <w:ind w:firstLineChars="200" w:firstLine="420"/>
-        <w:rPr>
-          <w:rFonts w:hint="eastAsia"/>
-        </w:rPr>
-      </w:pPr>
-      <w:r>
-        <w:rPr>
-          <w:rFonts w:hint="eastAsia"/>
-        </w:rPr>
-        <w:t xml:space="preserve">"Girls tend to be disciplined in their early years </w:t>
-      </w:r>
-      <w:r>
-        <w:rPr>
-          <w:rFonts w:hint="eastAsia"/>
-        </w:rPr>
-        <w:t>that they are not suitable for STEM."</w:t>
-      </w:r>
-    </w:p>
-    <w:p>
-      <w:pPr>
-        <w:ind w:firstLineChars="200" w:firstLine="420"/>
-        <w:rPr>
-          <w:rFonts w:hint="eastAsia"/>
-        </w:rPr>
-      </w:pPr>
-      <w:r>
-        <w:rPr>
-          <w:rFonts w:hint="eastAsia"/>
-        </w:rPr>
-        <w:t>"Experiments show that women’s spatial imagination abilities is no worse than men’s."</w:t>
-      </w:r>
-    </w:p>
-    <w:p>
-      <w:pPr>
-        <w:ind w:firstLineChars="200" w:firstLine="420"/>
-        <w:rPr>
-          <w:rFonts w:hint="eastAsia"/>
-        </w:rPr>
-      </w:pPr>
-      <w:r>
-        <w:rPr>
-          <w:rFonts w:hint="eastAsia"/>
-        </w:rPr>
-        <w:t>"Experiments show that women’s computational abilities..."</w:t>
-      </w:r>
-    </w:p>
-    <w:p>
-      <w:pPr>
-        <w:ind w:firstLineChars="200" w:firstLine="420"/>
-        <w:rPr>
-          <w:rFonts w:hint="eastAsia"/>
-        </w:rPr>
-      </w:pPr>
-      <w:r>
-        <w:rPr>
-          <w:rFonts w:hint="eastAsia"/>
-        </w:rPr>
-        <w:t>"Experiments show that memory abilities..."</w:t>
-      </w:r>
-    </w:p>
-    <w:p>
-      <w:pPr>
-        <w:ind w:firstLineChars="200" w:firstLine="420"/>
-        <w:rPr>
-          <w:rFonts w:hint="eastAsia"/>
-        </w:rPr>
-      </w:pPr>
-      <w:r>
-        <w:rPr>
-          <w:rFonts w:hint="eastAsia"/>
-        </w:rPr>
-        <w:t>"Reasoning abilities..."</w:t>
-      </w:r>
-    </w:p>
-    <w:p>
-      <w:pPr>
-        <w:ind w:firstLineChars="200" w:firstLine="420"/>
-        <w:rPr>
-          <w:rFonts w:hint="eastAsia"/>
-        </w:rPr>
-      </w:pPr>
-      <w:r>
-        <w:rPr>
-          <w:rFonts w:hint="eastAsia"/>
-        </w:rPr>
-        <w:t>"Observation abilities..."</w:t>
-      </w:r>
-    </w:p>
-    <w:p>
-      <w:pPr>
-        <w:ind w:firstLineChars="200" w:firstLine="420"/>
-        <w:rPr>
-          <w:rFonts w:hint="eastAsia"/>
-        </w:rPr>
-      </w:pPr>
-      <w:r>
-        <w:rPr>
-          <w:rFonts w:hint="eastAsia"/>
-        </w:rPr>
-        <w:t>"Stress resistance abilities..."</w:t>
-      </w:r>
-    </w:p>
-    <w:p>
-      <w:pPr>
-        <w:ind w:firstLineChars="200" w:firstLine="420"/>
-        <w:rPr>
-          <w:rFonts w:hint="eastAsia"/>
-        </w:rPr>
-      </w:pPr>
-      <w:r>
-        <w:rPr>
-          <w:rFonts w:hint="eastAsia"/>
-        </w:rPr>
-        <w:t>"Abilities..."</w:t>
-      </w:r>
-    </w:p>
-    <w:p>
-      <w:pPr>
-        <w:ind w:firstLineChars="200" w:firstLine="420"/>
-        <w:rPr>
-          <w:rFonts w:hint="eastAsia"/>
-        </w:rPr>
-      </w:pPr>
-      <w:r>
-        <w:rPr>
-          <w:rFonts w:hint="eastAsia"/>
-        </w:rPr>
-        <w:t>"Abilities..."</w:t>
-      </w:r>
-    </w:p>
-    <w:p>
-      <w:pPr>
-        <w:ind w:firstLineChars="200" w:firstLine="420"/>
-        <w:rPr>
-          <w:rFonts w:hint="eastAsia"/>
-        </w:rPr>
-      </w:pPr>
-      <w:r>
-        <w:rPr>
-          <w:rFonts w:hint="eastAsia"/>
-        </w:rPr>
-        <w:t>S</w:t>
-      </w:r>
-      <w:r>
-        <w:rPr>
-          <w:rFonts w:hint="eastAsia"/>
-        </w:rPr>
-        <w:t>o on and so forth.</w:t>
-      </w:r>
-    </w:p>
-    <w:p>
-      <w:pPr>
-        <w:ind w:firstLineChars="200" w:firstLine="420"/>
-        <w:rPr>
-          <w:rFonts w:hint="eastAsia"/>
-        </w:rPr>
-      </w:pPr>
-    </w:p>
-    <w:p>
-      <w:pPr>
-        <w:ind w:firstLineChars="200" w:firstLine="420"/>
-        <w:rPr>
-          <w:rFonts w:hint="eastAsia"/>
-        </w:rPr>
-      </w:pPr>
-      <w:r>
-        <w:rPr>
-          <w:rFonts w:hint="eastAsia"/>
-        </w:rPr>
-        <w:t xml:space="preserve">And then? Decades pass.  </w:t>
-      </w:r>
-    </w:p>
-    <w:p>
-      <w:pPr>
-        <w:ind w:firstLineChars="200" w:firstLine="420"/>
-        <w:rPr>
-          <w:rFonts w:hint="eastAsia"/>
-        </w:rPr>
-      </w:pPr>
-      <w:r>
-        <w:rPr>
-          <w:rFonts w:hint="eastAsia"/>
-        </w:rPr>
-        <w:t>Alright, now we have a statistic: there are more males in STEM fields.</w:t>
-      </w:r>
-    </w:p>
-    <w:p>
-      <w:pPr>
-        <w:ind w:firstLineChars="200" w:firstLine="420"/>
-        <w:rPr>
-          <w:rFonts w:hint="eastAsia"/>
-        </w:rPr>
-      </w:pPr>
-    </w:p>
-    <w:p>
-      <w:pPr>
-        <w:ind w:firstLineChars="200" w:firstLine="420"/>
-        <w:rPr>
-          <w:rFonts w:hint="eastAsia"/>
-          <w:b/>
-          <w:bCs/>
-        </w:rPr>
-      </w:pPr>
-      <w:r>
-        <w:rPr>
-          <w:rFonts w:hint="eastAsia"/>
-          <w:b/>
-          <w:bCs/>
-        </w:rPr>
-        <w:t>候车</w:t>
-      </w:r>
-      <w:r>
-        <w:rPr>
-          <w:rFonts w:hint="eastAsia"/>
-          <w:b/>
-          <w:bCs/>
-        </w:rPr>
-        <w:t>（</w:t>
-      </w:r>
-      <w:r>
-        <w:rPr>
-          <w:rFonts w:hint="eastAsia"/>
-          <w:b/>
-          <w:bCs/>
-        </w:rPr>
-        <w:t>方言版</w:t>
-      </w:r>
-      <w:r>
-        <w:rPr>
-          <w:rFonts w:hint="eastAsia"/>
-          <w:b/>
-          <w:bCs/>
-        </w:rPr>
-        <w:t>预览）</w:t>
-      </w:r>
-      <w:r>
-        <w:rPr>
-          <w:rFonts w:hint="eastAsia"/>
-          <w:b/>
-          <w:bCs/>
-        </w:rPr>
         <w:t xml:space="preserve">  2025秋</w:t>
       </w:r>
     </w:p>
@@ -10671,6 +10433,9 @@
     <w:p>
       <w:pPr>
         <w:ind w:firstLineChars="200" w:firstLine="420"/>
+        <w:rPr>
+          <w:rFonts w:hint="eastAsia"/>
+        </w:rPr>
       </w:pPr>
       <w:r>
         <w:rPr>
